--- a/28_College/research/Limitations_Statement_Template.docx
+++ b/28_College/research/Limitations_Statement_Template.docx
@@ -89,7 +89,7 @@
           <w:color w:val="5A5C70"/>
           <w:sz w:val="17"/>
         </w:rPr>
-        <w:t>A free kit by Competence Collective · competencecollective.org · October 2026</w:t>
+        <w:t>Hackles · a free kit · quillsup.org · October 2026</w:t>
       </w:r>
     </w:p>
     <w:p>
@@ -409,7 +409,7 @@
       </w:r>
       <w:r>
         <w:rPr/>
-        <w:t xml:space="preserve"> [State any link between the authors and Competence Collective or the course, and how it was managed.]</w:t>
+        <w:t xml:space="preserve"> [State any link between the authors and the Hackles team or the course, and how it was managed.]</w:t>
       </w:r>
     </w:p>
     <w:p>
@@ -920,7 +920,7 @@
       </w:r>
       <w:r>
         <w:rPr/>
-        <w:t>Competence Collective's courtesy review has been offered for factual descriptions of the kit.</w:t>
+        <w:t>The Hackles team's courtesy review has been offered for factual descriptions of the kit.</w:t>
       </w:r>
     </w:p>
     <w:p>
@@ -981,7 +981,7 @@
         <w:color w:val="5A5C70"/>
         <w:sz w:val="14"/>
       </w:rPr>
-      <w:t>Hackles · © 2026 Competence Collective · competencecollective.org · Text CC BY-NC 4.0 · Name, logos and art: all rights reserved</w:t>
+      <w:t>Hackles · quillsup.org · © 2026 Competence Collective · Text CC BY-NC 4.0 · Name, logos and art: all rights reserved</w:t>
     </w:r>
     <w:r>
       <w:tab/>
@@ -1049,7 +1049,7 @@
         <w:color w:val="5A5C70"/>
         <w:sz w:val="14"/>
       </w:rPr>
-      <w:t>Hackles · © 2026 Competence Collective · competencecollective.org · Text CC BY-NC 4.0 · Name, logos and art: all rights reserved</w:t>
+      <w:t>Hackles · quillsup.org · © 2026 Competence Collective · Text CC BY-NC 4.0 · Name, logos and art: all rights reserved</w:t>
     </w:r>
     <w:r>
       <w:tab/>
